--- a/6-过程管理/运行记录类文件/060208-盐都区新能源汽车充电站建设项目-过程量化指标.docx
+++ b/6-过程管理/运行记录类文件/060208-盐都区新能源汽车充电站建设项目-过程量化指标.docx
@@ -220,8 +220,10 @@
           <w:szCs w:val="36"/>
           <w:lang w:val="en-US" w:eastAsia="zh-CN"/>
         </w:rPr>
-        <w:t>20</w:t>
+        <w:t>4</w:t>
       </w:r>
+      <w:bookmarkStart w:id="7" w:name="_GoBack"/>
+      <w:bookmarkEnd w:id="7"/>
     </w:p>
     <w:p>
       <w:pPr>
@@ -431,7 +433,6 @@
               <w:adjustRightInd w:val="0"/>
               <w:snapToGrid w:val="0"/>
               <w:spacing w:before="200" w:line="218" w:lineRule="auto"/>
-              <w:ind w:left="108"/>
               <w:textAlignment w:val="baseline"/>
             </w:pPr>
             <w:r>
@@ -440,21 +441,13 @@
                 <w:spacing w:val="-1"/>
                 <w:lang w:val="en-US" w:eastAsia="zh-CN"/>
               </w:rPr>
-              <w:t>容量管理计划</w:t>
+              <w:t>过程量化指标</w:t>
             </w:r>
             <w:r>
               <w:rPr>
                 <w:spacing w:val="-1"/>
               </w:rPr>
               <w:t>（ZDFJT-ITSS-</w:t>
-            </w:r>
-            <w:r>
-              <w:rPr>
-                <w:rFonts w:hint="eastAsia" w:eastAsia="宋体"/>
-                <w:spacing w:val="-1"/>
-                <w:lang w:val="en-US" w:eastAsia="zh-CN"/>
-              </w:rPr>
-              <w:t>GCKJSJ</w:t>
             </w:r>
             <w:r>
               <w:rPr>
@@ -462,7 +455,7 @@
                 <w:spacing w:val="-1"/>
                 <w:lang w:val="en-US" w:eastAsia="zh-CN"/>
               </w:rPr>
-              <w:t>T</w:t>
+              <w:t>GCLHZB</w:t>
             </w:r>
             <w:r>
               <w:rPr>
@@ -846,7 +839,7 @@
                 <w:spacing w:val="-2"/>
                 <w:lang w:val="en-US" w:eastAsia="zh-CN"/>
               </w:rPr>
-              <w:t>12</w:t>
+              <w:t>4</w:t>
             </w:r>
             <w:r>
               <w:rPr>
@@ -856,11 +849,11 @@
             </w:r>
             <w:r>
               <w:rPr>
-                <w:rFonts w:hint="eastAsia" w:eastAsia="宋体"/>
+                <w:rFonts w:hint="eastAsia"/>
                 <w:spacing w:val="-2"/>
                 <w:lang w:val="en-US" w:eastAsia="zh-CN"/>
               </w:rPr>
-              <w:t>20</w:t>
+              <w:t>4</w:t>
             </w:r>
           </w:p>
         </w:tc>
@@ -2002,18 +1995,7 @@
                 <w:bCs/>
                 <w:lang w:val="en-US" w:eastAsia="zh-CN"/>
               </w:rPr>
-              <w:t>盐都区新能源汽车充电桩建设项目-</w:t>
-            </w:r>
-            <w:bookmarkStart w:id="7" w:name="_GoBack"/>
-            <w:bookmarkEnd w:id="7"/>
-            <w:r>
-              <w:rPr>
-                <w:rFonts w:hint="eastAsia"/>
-                <w:b/>
-                <w:bCs/>
-                <w:lang w:val="en-US" w:eastAsia="zh-CN"/>
-              </w:rPr>
-              <w:t>过程量化指标</w:t>
+              <w:t>盐都区新能源汽车充电桩建设项目-过程量化指标</w:t>
             </w:r>
           </w:p>
         </w:tc>

--- a/6-过程管理/运行记录类文件/060208-盐都区新能源汽车充电站建设项目-过程量化指标.docx
+++ b/6-过程管理/运行记录类文件/060208-盐都区新能源汽车充电站建设项目-过程量化指标.docx
@@ -26,29 +26,6 @@
       </w:pPr>
       <w:bookmarkStart w:id="0" w:name="_Toc22611"/>
     </w:p>
-    <w:p>
-      <w:pPr>
-        <w:pStyle w:val="26"/>
-        <w:keepNext w:val="0"/>
-        <w:keepLines w:val="0"/>
-        <w:pageBreakBefore w:val="0"/>
-        <w:widowControl w:val="0"/>
-        <w:kinsoku w:val="0"/>
-        <w:wordWrap/>
-        <w:overflowPunct/>
-        <w:topLinePunct w:val="0"/>
-        <w:autoSpaceDE w:val="0"/>
-        <w:autoSpaceDN w:val="0"/>
-        <w:bidi w:val="0"/>
-        <w:adjustRightInd w:val="0"/>
-        <w:snapToGrid w:val="0"/>
-        <w:textAlignment w:val="baseline"/>
-        <w:rPr>
-          <w:rFonts w:hint="eastAsia"/>
-          <w:lang w:val="en-US" w:eastAsia="zh-CN"/>
-        </w:rPr>
-      </w:pPr>
-    </w:p>
     <w:bookmarkEnd w:id="0"/>
     <w:p>
       <w:pPr>
@@ -72,7 +49,7 @@
           <w:lang w:val="en-US" w:eastAsia="zh-CN"/>
         </w:rPr>
       </w:pPr>
-      <w:bookmarkStart w:id="1" w:name="_Toc19108"/>
+      <w:bookmarkStart w:id="1" w:name="_Toc2698"/>
       <w:r>
         <w:rPr>
           <w:rFonts w:hint="eastAsia"/>
@@ -104,7 +81,7 @@
           <w:lang w:val="en-US" w:eastAsia="zh-CN"/>
         </w:rPr>
       </w:pPr>
-      <w:bookmarkStart w:id="2" w:name="_Toc17893"/>
+      <w:bookmarkStart w:id="2" w:name="_Toc24213"/>
       <w:bookmarkStart w:id="3" w:name="_Toc17781"/>
       <w:r>
         <w:rPr>
@@ -133,7 +110,7 @@
         <w:snapToGrid w:val="0"/>
         <w:textAlignment w:val="baseline"/>
       </w:pPr>
-      <w:bookmarkStart w:id="4" w:name="_Toc11063"/>
+      <w:bookmarkStart w:id="4" w:name="_Toc6516"/>
       <w:r>
         <w:t>中达丰集团有限公司</w:t>
       </w:r>
@@ -222,8 +199,6 @@
         </w:rPr>
         <w:t>4</w:t>
       </w:r>
-      <w:bookmarkStart w:id="7" w:name="_GoBack"/>
-      <w:bookmarkEnd w:id="7"/>
     </w:p>
     <w:p>
       <w:pPr>
@@ -299,7 +274,7 @@
         </w:rPr>
       </w:pPr>
       <w:bookmarkStart w:id="5" w:name="_Toc16271"/>
-      <w:bookmarkStart w:id="6" w:name="_Toc25326"/>
+      <w:bookmarkStart w:id="6" w:name="_Toc27397"/>
       <w:r>
         <w:rPr>
           <w:rFonts w:ascii="宋体" w:hAnsi="宋体" w:eastAsia="宋体" w:cs="宋体"/>
@@ -1675,6 +1650,8 @@
               <w:tab w:val="right" w:leader="dot" w:pos="8306"/>
             </w:tabs>
           </w:pPr>
+          <w:bookmarkStart w:id="7" w:name="_GoBack"/>
+          <w:bookmarkEnd w:id="7"/>
           <w:r>
             <w:fldChar w:fldCharType="begin"/>
           </w:r>
@@ -1688,7 +1665,7 @@
             <w:fldChar w:fldCharType="begin"/>
           </w:r>
           <w:r>
-            <w:instrText xml:space="preserve"> HYPERLINK \l _Toc19108 </w:instrText>
+            <w:instrText xml:space="preserve"> HYPERLINK \l _Toc2698 </w:instrText>
           </w:r>
           <w:r>
             <w:fldChar w:fldCharType="separate"/>
@@ -1707,7 +1684,7 @@
             <w:fldChar w:fldCharType="begin"/>
           </w:r>
           <w:r>
-            <w:instrText xml:space="preserve"> PAGEREF _Toc19108 \h </w:instrText>
+            <w:instrText xml:space="preserve"> PAGEREF _Toc2698 \h </w:instrText>
           </w:r>
           <w:r>
             <w:fldChar w:fldCharType="separate"/>
@@ -1733,7 +1710,7 @@
             <w:fldChar w:fldCharType="begin"/>
           </w:r>
           <w:r>
-            <w:instrText xml:space="preserve"> HYPERLINK \l _Toc17893 </w:instrText>
+            <w:instrText xml:space="preserve"> HYPERLINK \l _Toc24213 </w:instrText>
           </w:r>
           <w:r>
             <w:fldChar w:fldCharType="separate"/>
@@ -1752,7 +1729,7 @@
             <w:fldChar w:fldCharType="begin"/>
           </w:r>
           <w:r>
-            <w:instrText xml:space="preserve"> PAGEREF _Toc17893 \h </w:instrText>
+            <w:instrText xml:space="preserve"> PAGEREF _Toc24213 \h </w:instrText>
           </w:r>
           <w:r>
             <w:fldChar w:fldCharType="separate"/>
@@ -1778,7 +1755,7 @@
             <w:fldChar w:fldCharType="begin"/>
           </w:r>
           <w:r>
-            <w:instrText xml:space="preserve"> HYPERLINK \l _Toc11063 </w:instrText>
+            <w:instrText xml:space="preserve"> HYPERLINK \l _Toc6516 </w:instrText>
           </w:r>
           <w:r>
             <w:fldChar w:fldCharType="separate"/>
@@ -1793,7 +1770,7 @@
             <w:fldChar w:fldCharType="begin"/>
           </w:r>
           <w:r>
-            <w:instrText xml:space="preserve"> PAGEREF _Toc11063 \h </w:instrText>
+            <w:instrText xml:space="preserve"> PAGEREF _Toc6516 \h </w:instrText>
           </w:r>
           <w:r>
             <w:fldChar w:fldCharType="separate"/>
@@ -1819,7 +1796,7 @@
             <w:fldChar w:fldCharType="begin"/>
           </w:r>
           <w:r>
-            <w:instrText xml:space="preserve"> HYPERLINK \l _Toc25326 </w:instrText>
+            <w:instrText xml:space="preserve"> HYPERLINK \l _Toc27397 </w:instrText>
           </w:r>
           <w:r>
             <w:fldChar w:fldCharType="separate"/>
@@ -1839,7 +1816,7 @@
             <w:fldChar w:fldCharType="begin"/>
           </w:r>
           <w:r>
-            <w:instrText xml:space="preserve"> PAGEREF _Toc25326 \h </w:instrText>
+            <w:instrText xml:space="preserve"> PAGEREF _Toc27397 \h </w:instrText>
           </w:r>
           <w:r>
             <w:fldChar w:fldCharType="separate"/>
